--- a/Internship_Submission/Brainstorming & Ideation Phase/Empathy Map Canvas.docx
+++ b/Internship_Submission/Brainstorming & Ideation Phase/Empathy Map Canvas.docx
@@ -468,34 +468,6 @@
           <w:szCs w:val="24"/>
         </w:rPr>
       </w:pPr>
-      <w:r>
-        <w:rPr>
-          <w:rtl w:val="0"/>
-        </w:rPr>
-      </w:r>
-    </w:p>
-    <w:p>
-      <w:pPr>
-        <w:rPr/>
-      </w:pPr>
-      <w:r>
-        <w:rPr>
-          <w:sz w:val="24"/>
-          <w:szCs w:val="24"/>
-          <w:rtl w:val="0"/>
-        </w:rPr>
-        <w:t xml:space="preserve">Reference: </w:t>
-      </w:r>
-      <w:hyperlink r:id="rId8">
-        <w:r>
-          <w:rPr>
-            <w:color w:val="0563c1"/>
-            <w:u w:val="single"/>
-            <w:rtl w:val="0"/>
-          </w:rPr>
-          <w:t xml:space="preserve">https://www.mural.co/templates/empathy-map-canvas</w:t>
-        </w:r>
-      </w:hyperlink>
       <w:r>
         <w:rPr>
           <w:rtl w:val="0"/>

--- a/Internship_Submission/Brainstorming & Ideation Phase/Empathy Map Canvas.docx
+++ b/Internship_Submission/Brainstorming & Ideation Phase/Empathy Map Canvas.docx
@@ -163,7 +163,7 @@
           <w:tcPr/>
           <w:p>
             <w:r>
-              <w:t>AeroTrade (Student: Arcot Yashashivini)</w:t>
+              <w:t>shopez_swadeshi (Student: Arcot Yashashivini)</w:t>
             </w:r>
           </w:p>
         </w:tc>
@@ -615,7 +615,7 @@
           </w:tcPr>
           <w:p>
             <w:r>
-              <w:t>A retail stock trading beginner or finance student. Wants to understand market fluctuations and learn how to manage a portfolio.</w:t>
+              <w:t>A retail stock shopez_swadeshi beginner or finance student. Wants to understand market fluctuations and learn how to manage a portfolio.</w:t>
             </w:r>
           </w:p>
         </w:tc>
@@ -659,7 +659,7 @@
           </w:tcPr>
           <w:p>
             <w:r>
-              <w:t>Volatile stock tickers flashing green (gain) and red (loss). Complicated line charts and technical metrics on commercial trading platforms. Financial news feeds scrolling across screens.</w:t>
+              <w:t>Volatile stock tickers flashing green (gain) and red (loss). Complicated line charts and technical metrics on commercial shopez_swadeshis. Financial news feeds scrolling across screens.</w:t>
             </w:r>
           </w:p>
         </w:tc>
@@ -725,7 +725,7 @@
           </w:tcPr>
           <w:p>
             <w:r>
-              <w:t>Experts saying: 'Stock markets are highly risky, invest with caution.' Friends talking about quick profits from day-trading. News anchors reporting daily market highs and lows.</w:t>
+              <w:t>Experts saying: 'Stock markets are highly risky, invest with caution.' Friends talking about quick profits from day-shopez_swadeshi. News anchors reporting daily market highs and lows.</w:t>
             </w:r>
           </w:p>
         </w:tc>
@@ -749,7 +749,7 @@
             <w:r>
               <w:t>Pains: Fear of losing capital, confusion over complex terms (average buy price, market cap), and frustration with delayed data feeds.</w:t>
               <w:br/>
-              <w:t>Gains: Excitement when portfolio value rises, confidence from testing trading hypotheses, and satisfaction from clear color-coded P&amp;L indicators.</w:t>
+              <w:t>Gains: Excitement when portfolio value rises, confidence from testing shopez_swadeshi hypotheses, and satisfaction from clear color-coded P&amp;L indicators.</w:t>
             </w:r>
           </w:p>
         </w:tc>
